--- a/muzmir-site/docs/polozheniya/etalon_4.docx
+++ b/muzmir-site/docs/polozheniya/etalon_4.docx
@@ -1875,6 +1875,24 @@
           <w:bCs/>
           <w:color w:val="FF0000"/>
         </w:rPr>
+        <w:t xml:space="preserve">Подача заявки на изготовление наградного материала (согласно аттестационному результату), осуществляется по вашему личному решению и на добровольной основе!</w:t>
+      </w:r>
+    </w:p>
+    <w:p>
+      <w:pPr>
+        <w:spacing w:before="10" w:after="10"/>
+        <w:rPr>
+          <w:b/>
+          <w:bCs/>
+          <w:color w:val="FF0000"/>
+        </w:rPr>
+      </w:pPr>
+      <w:r>
+        <w:rPr>
+          <w:b/>
+          <w:bCs/>
+          <w:color w:val="FF0000"/>
+        </w:rPr>
         <w:t>Участие в конкурсе – бесплатное!</w:t>
       </w:r>
     </w:p>
@@ -4020,6 +4038,20 @@
           <w:color w:val="111111"/>
         </w:rPr>
         <w:t>8.10. Конкурсный материал не должен быть старше 1 года  с момента исполнения.</w:t>
+      </w:r>
+    </w:p>
+    <w:p>
+      <w:pPr>
+        <w:spacing w:after="45" w:line="264" w:lineRule="auto"/>
+        <w:jc w:val="both"/>
+      </w:pPr>
+      <w:r>
+        <w:rPr>
+          <w:b/>
+          <w:bCs/>
+          <w:color w:val="111111"/>
+        </w:rPr>
+        <w:t xml:space="preserve">8.11. В конкурсном номере чётко должны быть видны: руки, ноги и лицо исполнителя (в соответствии с номинацией).</w:t>
       </w:r>
     </w:p>
     <w:p>

--- a/muzmir-site/docs/polozheniya/etalon_4.docx
+++ b/muzmir-site/docs/polozheniya/etalon_4.docx
@@ -3885,26 +3885,54 @@
       <w:pPr>
         <w:spacing w:after="45" w:line="264" w:lineRule="auto"/>
         <w:jc w:val="both"/>
-      </w:pPr>
-      <w:r>
-        <w:rPr>
-          <w:b/>
-          <w:bCs/>
-          <w:color w:val="111111"/>
-        </w:rPr>
-        <w:t>8.1 В случае подачи нескольких конкурсных материалов от одного участника, каждая заявка подаётся отдельно (1 заявка = 1 конкурсный материал).</w:t>
+        <w:rPr>
+          <w:b/>
+          <w:bCs/>
+          <w:color w:val="111111"/>
+        </w:rPr>
+      </w:pPr>
+      <w:r>
+        <w:rPr>
+          <w:b/>
+          <w:bCs/>
+          <w:color w:val="111111"/>
+        </w:rPr>
+        <w:t xml:space="preserve">8.1 </w:t>
+      </w:r>
+      <w:r>
+        <w:rPr>
+          <w:b/>
+          <w:bCs/>
+          <w:color w:val="111111"/>
+        </w:rPr>
+        <w:t>При</w:t>
+      </w:r>
+      <w:r>
+        <w:rPr>
+          <w:b/>
+          <w:bCs/>
+          <w:color w:val="111111"/>
+        </w:rPr>
+        <w:t xml:space="preserve"> подачи нескольких конкурсных материалов от одного участника, каждая заявка подаётся отдельно (1 заявка = 1 конкурсный материал).</w:t>
       </w:r>
     </w:p>
     <w:p>
       <w:pPr>
         <w:spacing w:after="45" w:line="264" w:lineRule="auto"/>
         <w:jc w:val="both"/>
-      </w:pPr>
-      <w:r>
-        <w:rPr>
-          <w:color w:val="111111"/>
-        </w:rPr>
-        <w:t>8.2. Без ограничений: по времени конкурсного номера, количеству заявок, языку исполнения, количеству участников в номере, по месту нахождения участника.</w:t>
+        <w:rPr>
+          <w:b/>
+          <w:bCs/>
+          <w:color w:val="111111"/>
+        </w:rPr>
+      </w:pPr>
+      <w:r>
+        <w:rPr>
+          <w:b/>
+          <w:bCs/>
+          <w:color w:val="111111"/>
+        </w:rPr>
+        <w:t>8.2. На данный конкурс принимаются видеозаписи снятые на сцене, (импровизированной сцене), в домашних условиях, на статичную камеру, моб. Телефон.</w:t>
       </w:r>
     </w:p>
     <w:p>
@@ -3914,24 +3942,38 @@
       </w:pPr>
       <w:r>
         <w:rPr>
-          <w:color w:val="111111"/>
-        </w:rPr>
-        <w:lastRenderedPageBreak/>
-        <w:t>На конкурс принимаются видеозаписи снятые на сцене, (импровизированной сцене), в домашних условиях, на статичную камеру, моб. телефон.</w:t>
+          <w:b/>
+          <w:bCs/>
+          <w:color w:val="111111"/>
+        </w:rPr>
+        <w:t>8.3. В конкурсном номере чётко должны быть видны: руки, ноги и лицо исполнителя (в соответствии с номинацией).</w:t>
       </w:r>
     </w:p>
     <w:p>
       <w:pPr>
         <w:spacing w:after="45" w:line="264" w:lineRule="auto"/>
         <w:jc w:val="both"/>
-      </w:pPr>
-      <w:r>
-        <w:rPr>
-          <w:b/>
-          <w:bCs/>
-          <w:color w:val="111111"/>
-        </w:rPr>
-        <w:t>8.3. На данный конкурс принимаются видеоматериал только: без элементов монтажа, склейки или стоп-кадров, наложения видео эффектов аудиодорожек. (согласно заявленной номинации).</w:t>
+        <w:rPr>
+          <w:color w:val="111111"/>
+        </w:rPr>
+      </w:pPr>
+      <w:r>
+        <w:rPr>
+          <w:color w:val="111111"/>
+        </w:rPr>
+        <w:t>8.</w:t>
+      </w:r>
+      <w:r>
+        <w:rPr>
+          <w:color w:val="111111"/>
+        </w:rPr>
+        <w:t>4.</w:t>
+      </w:r>
+      <w:r>
+        <w:rPr>
+          <w:color w:val="111111"/>
+        </w:rPr>
+        <w:t xml:space="preserve"> Без ограничений: по времени конкурсного номера, количеству заявок, языку исполнения, количеству участников в номере, по месту нахождения участника.</w:t>
       </w:r>
     </w:p>
     <w:p>
@@ -3945,7 +3987,23 @@
           <w:bCs/>
           <w:color w:val="111111"/>
         </w:rPr>
-        <w:t>8.4. Остановка в работе видеокамеры во время записи выступления не допускается. (Согласно номинации).</w:t>
+        <w:t>8.</w:t>
+      </w:r>
+      <w:r>
+        <w:rPr>
+          <w:b/>
+          <w:bCs/>
+          <w:color w:val="111111"/>
+        </w:rPr>
+        <w:t>5</w:t>
+      </w:r>
+      <w:r>
+        <w:rPr>
+          <w:b/>
+          <w:bCs/>
+          <w:color w:val="111111"/>
+        </w:rPr>
+        <w:t>. На данный конкурс принимаются видеоматериал только: без элементов монтажа, склейки или стоп-кадров, наложения видео эффектов аудиодорожек. (согласно заявленной номинации).</w:t>
       </w:r>
     </w:p>
     <w:p>
@@ -3955,9 +4013,11 @@
       </w:pPr>
       <w:r>
         <w:rPr>
-          <w:color w:val="111111"/>
-        </w:rPr>
-        <w:t>8.5. Видео или фото конкурсного номера должно быть хорошего качества.</w:t>
+          <w:b/>
+          <w:bCs/>
+          <w:color w:val="111111"/>
+        </w:rPr>
+        <w:t>Остановка в работе видеокамеры во время записи выступления не допускается. (Согласно номинации).</w:t>
       </w:r>
     </w:p>
     <w:p>
@@ -3969,19 +4029,189 @@
         <w:rPr>
           <w:color w:val="111111"/>
         </w:rPr>
+        <w:t>8.</w:t>
+      </w:r>
+      <w:r>
+        <w:rPr>
+          <w:color w:val="111111"/>
+        </w:rPr>
+        <w:t>6.</w:t>
+      </w:r>
+      <w:r>
+        <w:rPr>
+          <w:color w:val="111111"/>
+        </w:rPr>
+        <w:t xml:space="preserve"> Видео или фото конкурсного номера должно быть хорошего качества.</w:t>
+      </w:r>
+    </w:p>
+    <w:p>
+      <w:pPr>
+        <w:spacing w:after="45" w:line="264" w:lineRule="auto"/>
+        <w:jc w:val="both"/>
+        <w:rPr>
+          <w:color w:val="111111"/>
+        </w:rPr>
+      </w:pPr>
+      <w:r>
+        <w:rPr>
+          <w:color w:val="111111"/>
+        </w:rPr>
         <w:t>Видеозаписи низкого качества, в т.ч. записи с разрешением менее 480 пикселей, к участию не допускаются. (Возможен допуск в соответствии с номинацией)</w:t>
       </w:r>
     </w:p>
     <w:p>
       <w:pPr>
+        <w:pStyle w:val="af1"/>
+        <w:spacing w:before="0" w:beforeAutospacing="0" w:after="0" w:afterAutospacing="0"/>
+        <w:rPr>
+          <w:spacing w:val="2"/>
+          <w:sz w:val="22"/>
+          <w:szCs w:val="22"/>
+          <w:lang w:val="ru-RU"/>
+        </w:rPr>
+      </w:pPr>
+      <w:r>
+        <w:rPr>
+          <w:color w:val="111111"/>
+        </w:rPr>
+        <w:t>8.</w:t>
+      </w:r>
+      <w:r>
+        <w:rPr>
+          <w:color w:val="111111"/>
+        </w:rPr>
+        <w:t>7</w:t>
+      </w:r>
+      <w:r>
+        <w:rPr>
+          <w:color w:val="111111"/>
+        </w:rPr>
+        <w:t>.</w:t>
+      </w:r>
+      <w:r>
+        <w:rPr>
+          <w:color w:val="111111"/>
+        </w:rPr>
+        <w:t xml:space="preserve"> </w:t>
+      </w:r>
+      <w:r>
+        <w:rPr>
+          <w:spacing w:val="2"/>
+          <w:sz w:val="22"/>
+          <w:szCs w:val="22"/>
+          <w:lang w:val="ru-RU"/>
+        </w:rPr>
+        <w:t>За использование фонограммы (согласно номинации), оценка автоматически будет снижена компетентным жюри, до</w:t>
+      </w:r>
+      <w:r>
+        <w:rPr>
+          <w:spacing w:val="2"/>
+          <w:sz w:val="22"/>
+          <w:szCs w:val="22"/>
+        </w:rPr>
+        <w:t> </w:t>
+      </w:r>
+      <w:proofErr w:type="spellStart"/>
+      <w:r>
+        <w:rPr>
+          <w:b/>
+          <w:bCs/>
+          <w:color w:val="FF0000"/>
+          <w:spacing w:val="2"/>
+          <w:sz w:val="22"/>
+          <w:szCs w:val="22"/>
+          <w:lang w:val="ru-RU"/>
+        </w:rPr>
+        <w:t>ДИПЛОМАНТ</w:t>
+      </w:r>
+      <w:r>
+        <w:rPr>
+          <w:b/>
+          <w:bCs/>
+          <w:spacing w:val="2"/>
+          <w:sz w:val="22"/>
+          <w:szCs w:val="22"/>
+          <w:lang w:val="ru-RU"/>
+        </w:rPr>
+        <w:t>а</w:t>
+      </w:r>
+      <w:proofErr w:type="spellEnd"/>
+      <w:r>
+        <w:rPr>
+          <w:spacing w:val="2"/>
+          <w:sz w:val="22"/>
+          <w:szCs w:val="22"/>
+          <w:lang w:val="ru-RU"/>
+        </w:rPr>
+        <w:t>. (Далее согласно критериям аттестации по номинациям).</w:t>
+      </w:r>
+    </w:p>
+    <w:p>
+      <w:pPr>
+        <w:pStyle w:val="af1"/>
+        <w:spacing w:before="0" w:beforeAutospacing="0" w:after="0" w:afterAutospacing="0"/>
+        <w:rPr>
+          <w:spacing w:val="2"/>
+          <w:sz w:val="30"/>
+          <w:szCs w:val="30"/>
+          <w:lang w:val="ru-RU"/>
+        </w:rPr>
+      </w:pPr>
+      <w:r>
+        <w:rPr>
+          <w:color w:val="111111"/>
+          <w:lang w:val="ru-RU"/>
+        </w:rPr>
+        <w:t xml:space="preserve">8.7.1. </w:t>
+      </w:r>
+      <w:r>
+        <w:rPr>
+          <w:color w:val="111111"/>
+        </w:rPr>
+        <w:t>Качество: (аудио-трека, музыкального сопровождения, аккомпанемента, вокала), должно быть</w:t>
+      </w:r>
+      <w:r>
+        <w:rPr>
+          <w:color w:val="111111"/>
+          <w:lang w:val="ru-RU"/>
+        </w:rPr>
+        <w:t xml:space="preserve"> </w:t>
+      </w:r>
+      <w:r>
+        <w:rPr>
+          <w:color w:val="111111"/>
+        </w:rPr>
+        <w:t>хорошего качества и хорошо прослушиваться.</w:t>
+      </w:r>
+    </w:p>
+    <w:p>
+      <w:pPr>
         <w:spacing w:after="45" w:line="264" w:lineRule="auto"/>
         <w:jc w:val="both"/>
       </w:pPr>
       <w:r>
         <w:rPr>
-          <w:color w:val="111111"/>
-        </w:rPr>
-        <w:t>8.6. Качество: (аудио-трека, музыкального сопровождения, аккомпанемента, вокала), должно быть хорошего качества и хорошо прослушиваться.</w:t>
+          <w:b/>
+          <w:bCs/>
+          <w:color w:val="111111"/>
+        </w:rPr>
+        <w:t>8.</w:t>
+      </w:r>
+      <w:r>
+        <w:rPr>
+          <w:b/>
+          <w:bCs/>
+          <w:color w:val="111111"/>
+        </w:rPr>
+        <w:t>8</w:t>
+      </w:r>
+      <w:r>
+        <w:rPr>
+          <w:b/>
+          <w:bCs/>
+          <w:color w:val="111111"/>
+        </w:rPr>
+        <w:t>. Конкурсный материал принимается только с ссылками на интернет ресурсы (RuTube, Google диск, Яндекс Диск, ОК видео, ВК видео, Дзен видео).</w:t>
       </w:r>
     </w:p>
     <w:p>
@@ -3995,7 +4225,169 @@
           <w:bCs/>
           <w:color w:val="111111"/>
         </w:rPr>
-        <w:t>8.7. Конкурсный материал принимается только с ссылками на интернет ресурсы (RuTube, Google диск, Яндекс Диск, ОК видео, ВК видео, Дзен видео).</w:t>
+        <w:t>8.</w:t>
+      </w:r>
+      <w:r>
+        <w:rPr>
+          <w:b/>
+          <w:bCs/>
+          <w:color w:val="111111"/>
+        </w:rPr>
+        <w:t>9</w:t>
+      </w:r>
+      <w:r>
+        <w:rPr>
+          <w:b/>
+          <w:bCs/>
+          <w:color w:val="111111"/>
+        </w:rPr>
+        <w:t>.</w:t>
+      </w:r>
+      <w:r>
+        <w:rPr>
+          <w:b/>
+          <w:bCs/>
+          <w:color w:val="111111"/>
+        </w:rPr>
+        <w:t xml:space="preserve"> Видео материалы, присланные на запрещённые </w:t>
+      </w:r>
+      <w:r>
+        <w:rPr>
+          <w:b/>
+          <w:bCs/>
+          <w:color w:val="111111"/>
+        </w:rPr>
+        <w:t>Интернет-ресурсы</w:t>
+      </w:r>
+      <w:r>
+        <w:rPr>
+          <w:b/>
+          <w:bCs/>
+          <w:color w:val="111111"/>
+        </w:rPr>
+        <w:t xml:space="preserve"> (</w:t>
+      </w:r>
+      <w:proofErr w:type="spellStart"/>
+      <w:r>
+        <w:rPr>
+          <w:b/>
+          <w:bCs/>
+          <w:color w:val="111111"/>
+        </w:rPr>
+        <w:t>instagram</w:t>
+      </w:r>
+      <w:proofErr w:type="spellEnd"/>
+      <w:r>
+        <w:rPr>
+          <w:b/>
+          <w:bCs/>
+          <w:color w:val="111111"/>
+        </w:rPr>
+        <w:t xml:space="preserve">, </w:t>
+      </w:r>
+      <w:proofErr w:type="spellStart"/>
+      <w:r>
+        <w:rPr>
+          <w:b/>
+          <w:bCs/>
+          <w:color w:val="111111"/>
+        </w:rPr>
+        <w:t>facebook</w:t>
+      </w:r>
+      <w:proofErr w:type="spellEnd"/>
+      <w:r>
+        <w:rPr>
+          <w:b/>
+          <w:bCs/>
+          <w:color w:val="111111"/>
+        </w:rPr>
+        <w:t xml:space="preserve"> </w:t>
+      </w:r>
+      <w:r>
+        <w:rPr>
+          <w:b/>
+          <w:bCs/>
+          <w:color w:val="FF0000"/>
+        </w:rPr>
+        <w:t xml:space="preserve">(принадлежит </w:t>
+      </w:r>
+      <w:proofErr w:type="spellStart"/>
+      <w:r>
+        <w:rPr>
+          <w:b/>
+          <w:bCs/>
+          <w:color w:val="FF0000"/>
+        </w:rPr>
+        <w:t>Meta</w:t>
+      </w:r>
+      <w:proofErr w:type="spellEnd"/>
+      <w:r>
+        <w:rPr>
+          <w:b/>
+          <w:bCs/>
+          <w:color w:val="FF0000"/>
+        </w:rPr>
+        <w:t>, признана в России экстремистской),</w:t>
+      </w:r>
+      <w:r>
+        <w:rPr>
+          <w:b/>
+          <w:bCs/>
+          <w:color w:val="111111"/>
+        </w:rPr>
+        <w:t xml:space="preserve"> </w:t>
+      </w:r>
+      <w:proofErr w:type="spellStart"/>
+      <w:r>
+        <w:rPr>
+          <w:b/>
+          <w:bCs/>
+          <w:color w:val="111111"/>
+        </w:rPr>
+        <w:t>tiktok</w:t>
+      </w:r>
+      <w:proofErr w:type="spellEnd"/>
+      <w:r>
+        <w:rPr>
+          <w:b/>
+          <w:bCs/>
+          <w:color w:val="111111"/>
+        </w:rPr>
+        <w:t xml:space="preserve">, </w:t>
+      </w:r>
+      <w:proofErr w:type="spellStart"/>
+      <w:r>
+        <w:rPr>
+          <w:b/>
+          <w:bCs/>
+          <w:color w:val="111111"/>
+        </w:rPr>
+        <w:t>Youtube</w:t>
+      </w:r>
+      <w:proofErr w:type="spellEnd"/>
+      <w:r>
+        <w:rPr>
+          <w:b/>
+          <w:bCs/>
+          <w:color w:val="111111"/>
+        </w:rPr>
+        <w:t xml:space="preserve">, любые </w:t>
+      </w:r>
+      <w:r>
+        <w:rPr>
+          <w:b/>
+          <w:bCs/>
+          <w:color w:val="111111"/>
+        </w:rPr>
+        <w:t xml:space="preserve">иностранные </w:t>
+      </w:r>
+      <w:r>
+        <w:rPr>
+          <w:b/>
+          <w:bCs/>
+          <w:color w:val="111111"/>
+        </w:rPr>
+        <w:t>мессенджеры, не допускаются к участию в конкурсе.</w:t>
       </w:r>
     </w:p>
     <w:p>
@@ -4009,7 +4401,39 @@
           <w:bCs/>
           <w:color w:val="111111"/>
         </w:rPr>
-        <w:t>8.8. Видео материалы, присланные на запрещённые Интернет ресурсы (instagram, facebook (принадлежит Meta, признана в России экстремистской), tiktok, Youtube, любые мессенджеры, не допускаются к участию в конкурсе.</w:t>
+        <w:t>8.</w:t>
+      </w:r>
+      <w:r>
+        <w:rPr>
+          <w:b/>
+          <w:bCs/>
+          <w:color w:val="111111"/>
+        </w:rPr>
+        <w:t>10</w:t>
+      </w:r>
+      <w:r>
+        <w:rPr>
+          <w:b/>
+          <w:bCs/>
+          <w:color w:val="111111"/>
+        </w:rPr>
+        <w:t xml:space="preserve">. Ссылка на конкурсный </w:t>
+      </w:r>
+      <w:r>
+        <w:rPr>
+          <w:b/>
+          <w:bCs/>
+          <w:color w:val="111111"/>
+        </w:rPr>
+        <w:t xml:space="preserve">материал </w:t>
+      </w:r>
+      <w:r>
+        <w:rPr>
+          <w:b/>
+          <w:bCs/>
+          <w:color w:val="111111"/>
+        </w:rPr>
+        <w:t>должна быть актуальна, вплоть до оглашения результатов.</w:t>
       </w:r>
     </w:p>
     <w:p>
@@ -4023,35 +4447,39 @@
           <w:bCs/>
           <w:color w:val="111111"/>
         </w:rPr>
-        <w:t>8.9. Ссылка на конкурсный номер должна быть актуальна, вплоть до оглашения результатов.</w:t>
-      </w:r>
-    </w:p>
-    <w:p>
-      <w:pPr>
-        <w:spacing w:after="45" w:line="264" w:lineRule="auto"/>
-        <w:jc w:val="both"/>
-      </w:pPr>
-      <w:r>
-        <w:rPr>
-          <w:b/>
-          <w:bCs/>
-          <w:color w:val="111111"/>
-        </w:rPr>
-        <w:t>8.10. Конкурсный материал не должен быть старше 1 года  с момента исполнения.</w:t>
-      </w:r>
-    </w:p>
-    <w:p>
-      <w:pPr>
-        <w:spacing w:after="45" w:line="264" w:lineRule="auto"/>
-        <w:jc w:val="both"/>
-      </w:pPr>
-      <w:r>
-        <w:rPr>
-          <w:b/>
-          <w:bCs/>
-          <w:color w:val="111111"/>
-        </w:rPr>
-        <w:t xml:space="preserve">8.11. В конкурсном номере чётко должны быть видны: руки, ноги и лицо исполнителя (в соответствии с номинацией).</w:t>
+        <w:t>8.1</w:t>
+      </w:r>
+      <w:r>
+        <w:rPr>
+          <w:b/>
+          <w:bCs/>
+          <w:color w:val="111111"/>
+        </w:rPr>
+        <w:t>1</w:t>
+      </w:r>
+      <w:r>
+        <w:rPr>
+          <w:b/>
+          <w:bCs/>
+          <w:color w:val="111111"/>
+        </w:rPr>
+        <w:t xml:space="preserve">. Конкурсный материал не должен быть старше 1 </w:t>
+      </w:r>
+      <w:r>
+        <w:rPr>
+          <w:b/>
+          <w:bCs/>
+          <w:color w:val="111111"/>
+        </w:rPr>
+        <w:t>года с</w:t>
+      </w:r>
+      <w:r>
+        <w:rPr>
+          <w:b/>
+          <w:bCs/>
+          <w:color w:val="111111"/>
+        </w:rPr>
+        <w:t xml:space="preserve"> момента исполнения.</w:t>
       </w:r>
     </w:p>
     <w:p>

--- a/muzmir-site/docs/polozheniya/etalon_4.docx
+++ b/muzmir-site/docs/polozheniya/etalon_4.docx
@@ -2066,6 +2066,82 @@
         </w:rPr>
         <w:lastRenderedPageBreak/>
         <w:t>— ОФОРМЛЕНИЕ ЗАЯВКИ НА ИЗГОТОВЛЕНИЕ НАГРАДНОГО МАТЕРИАЛА (согласно аттестационному результату):</w:t>
+      </w:r>
+    </w:p>
+    <w:p>
+      <w:pPr>
+        <w:spacing w:after="30" w:line="264" w:lineRule="auto"/>
+        <w:ind w:left="360"/>
+        <w:rPr>
+          <w:b/>
+          <w:bCs/>
+          <w:color w:val="0D1B5E"/>
+          <w:sz w:val="22"/>
+          <w:szCs w:val="22"/>
+        </w:rPr>
+      </w:pPr>
+      <w:r>
+        <w:rPr>
+          <w:color w:val="111111"/>
+        </w:rPr>
+        <w:t xml:space="preserve">СРОКИ ИЗГОТОВЛЕНИЯ И НАПРАВЛЕНИЯ НАГРАДНОГО МАТЕРИАЛА</w:t>
+      </w:r>
+    </w:p>
+    <w:p>
+      <w:pPr>
+        <w:spacing w:after="30" w:line="264" w:lineRule="auto"/>
+        <w:ind w:left="360"/>
+        <w:rPr>
+          <w:b/>
+          <w:bCs/>
+          <w:color w:val="0D1B5E"/>
+          <w:sz w:val="22"/>
+          <w:szCs w:val="22"/>
+        </w:rPr>
+      </w:pPr>
+      <w:r>
+        <w:rPr>
+          <w:color w:val="111111"/>
+        </w:rPr>
+        <w:t xml:space="preserve">Изготовление наградного материала в соответствии с аттестационным результатом осуществляется в течение 5 (пяти) рабочих дней с момента подачи заявки на изготовление.</w:t>
+      </w:r>
+    </w:p>
+    <w:p>
+      <w:pPr>
+        <w:spacing w:after="30" w:line="264" w:lineRule="auto"/>
+        <w:ind w:left="360"/>
+        <w:rPr>
+          <w:b/>
+          <w:bCs/>
+          <w:color w:val="0D1B5E"/>
+          <w:sz w:val="22"/>
+          <w:szCs w:val="22"/>
+        </w:rPr>
+      </w:pPr>
+      <w:r>
+        <w:rPr>
+          <w:color w:val="111111"/>
+        </w:rPr>
+        <w:t xml:space="preserve">Наградной материал согласно аттестационному результату направляется на электронную почту, указанную в заявке, в течение 5 (пяти) рабочих дней.</w:t>
+      </w:r>
+    </w:p>
+    <w:p>
+      <w:pPr>
+        <w:spacing w:after="30" w:line="264" w:lineRule="auto"/>
+        <w:ind w:left="360"/>
+        <w:rPr>
+          <w:b/>
+          <w:bCs/>
+          <w:color w:val="0D1B5E"/>
+          <w:sz w:val="22"/>
+          <w:szCs w:val="22"/>
+        </w:rPr>
+      </w:pPr>
+      <w:r>
+        <w:rPr>
+          <w:color w:val="111111"/>
+        </w:rPr>
+        <w:t xml:space="preserve">Оригиналы наградного материала изготавливаются в течение 7 (семи) рабочих дней и направляются Почтой России; срок доставки составляет до 14 (четырнадцати) рабочих дней в зависимости от удалённости адреса доставки.</w:t>
       </w:r>
     </w:p>
     <w:p>

--- a/muzmir-site/docs/polozheniya/etalon_4.docx
+++ b/muzmir-site/docs/polozheniya/etalon_4.docx
@@ -2085,25 +2085,6 @@
           <w:color w:val="111111"/>
         </w:rPr>
         <w:t xml:space="preserve">СРОКИ ИЗГОТОВЛЕНИЯ И НАПРАВЛЕНИЯ НАГРАДНОГО МАТЕРИАЛА</w:t>
-      </w:r>
-    </w:p>
-    <w:p>
-      <w:pPr>
-        <w:spacing w:after="30" w:line="264" w:lineRule="auto"/>
-        <w:ind w:left="360"/>
-        <w:rPr>
-          <w:b/>
-          <w:bCs/>
-          <w:color w:val="0D1B5E"/>
-          <w:sz w:val="22"/>
-          <w:szCs w:val="22"/>
-        </w:rPr>
-      </w:pPr>
-      <w:r>
-        <w:rPr>
-          <w:color w:val="111111"/>
-        </w:rPr>
-        <w:t xml:space="preserve">Изготовление наградного материала в соответствии с аттестационным результатом осуществляется в течение 5 (пяти) рабочих дней с момента подачи заявки на изготовление.</w:t>
       </w:r>
     </w:p>
     <w:p>
